--- a/Nicholas_Nguyen_Report_AA.docx
+++ b/Nicholas_Nguyen_Report_AA.docx
@@ -267,15 +267,8 @@
         <w:rPr>
           <w:lang w:val="en-US"/>
         </w:rPr>
-        <w:t>This algorithm was implemented to compare its effectiveness of compressing files against gzip (a built in Linux compressor).</w:t>
-      </w:r>
-    </w:p>
-    <w:p>
-      <w:pPr>
-        <w:rPr>
-          <w:lang w:val="en-US"/>
-        </w:rPr>
-      </w:pPr>
+        <w:t xml:space="preserve">This algorithm was implemented to compare its effectiveness of compressing files against gzip </w:t>
+      </w:r>
     </w:p>
     <w:tbl>
       <w:tblPr>
@@ -813,27 +806,8 @@
         </w:tc>
       </w:tr>
     </w:tbl>
-    <w:p>
-      <w:pPr>
-        <w:rPr>
-          <w:lang w:val="en-US"/>
-        </w:rPr>
-      </w:pPr>
-    </w:p>
-    <w:p>
-      <w:pPr>
-        <w:rPr>
-          <w:lang w:val="en-US"/>
-        </w:rPr>
-      </w:pPr>
-    </w:p>
-    <w:p>
-      <w:pPr>
-        <w:rPr>
-          <w:lang w:val="en-US"/>
-        </w:rPr>
-      </w:pPr>
-    </w:p>
+    <w:p/>
+    <w:p/>
     <w:p>
       <w:pPr>
         <w:pStyle w:val="Heading2"/>
@@ -1929,7 +1903,11 @@
         <w:t>I implemented a destroy method that frees a tree. This method is called in two different places. Once in the build_huffman_tree for whenever this method is called more than once so that the old one can be freed before its replaced. The other is once in the destructor ~huffman_tree() for when objects go out of scope or when the program ends</w:t>
       </w:r>
     </w:p>
-    <w:p/>
+    <w:p>
+      <w:r>
+        <w:br w:type="page"/>
+      </w:r>
+    </w:p>
     <w:p>
       <w:pPr>
         <w:rPr>
@@ -1942,6 +1920,7 @@
           <w:b/>
           <w:bCs/>
         </w:rPr>
+        <w:lastRenderedPageBreak/>
         <w:t xml:space="preserve">Non-deterministic tree shape for </w:t>
       </w:r>
       <w:r>
@@ -1979,15 +1958,27 @@
         <w:t xml:space="preserve">in which the leaves were </w:t>
       </w:r>
       <w:r>
-        <w:t>pushed into the priority queue could differ between the two runs, even with identical frequency data. I fixed this by sorting the frequency table by character before pushing leaves into the priority queue, making the push order deterministic regardless of the map'</w:t>
-      </w:r>
-      <w:r>
-        <w:t>s original layout</w:t>
-      </w:r>
-      <w:r>
-        <w:t>.</w:t>
-      </w:r>
-    </w:p>
+        <w:t>pushed into the priority queue could differ between the two runs, even with identical frequency data.</w:t>
+      </w:r>
+      <w:r>
+        <w:t xml:space="preserve"> The reason why I kept the unordered_map as I forgot that ordered_map() was </w:t>
+      </w:r>
+      <w:proofErr w:type="gramStart"/>
+      <w:r>
+        <w:t>a</w:t>
+      </w:r>
+      <w:proofErr w:type="gramEnd"/>
+      <w:r>
+        <w:t xml:space="preserve"> existed (kinda stupid) which I only realised once I fixed the issue by sorting </w:t>
+      </w:r>
+      <w:r>
+        <w:t>the frequency table before pushing leaves into the priority queue</w:t>
+      </w:r>
+      <w:r>
+        <w:t xml:space="preserve">. </w:t>
+      </w:r>
+    </w:p>
+    <w:p/>
     <w:p>
       <w:pPr>
         <w:rPr>
@@ -2000,7 +1991,6 @@
           <w:b/>
           <w:bCs/>
         </w:rPr>
-        <w:lastRenderedPageBreak/>
         <w:t>Implementing the algorithm is not the same as building the tool</w:t>
       </w:r>
     </w:p>
@@ -2119,6 +2109,7 @@
       </w:r>
     </w:p>
     <w:p/>
+    <w:p/>
     <w:p>
       <w:pPr>
         <w:rPr>
@@ -2131,6 +2122,7 @@
           <w:b/>
           <w:bCs/>
         </w:rPr>
+        <w:lastRenderedPageBreak/>
         <w:t>Huffman vs gzip</w:t>
       </w:r>
     </w:p>
@@ -2145,7 +2137,19 @@
         <w:rPr>
           <w:lang w:val="en-US"/>
         </w:rPr>
-        <w:t>I learnt that gzip uses two compression algorithms, LZ77 and Huffman, combined into a process called DEFLATE. The way it works is that LZ77 finds and replaces repeated sequences of characters with reference back to earlier occurrences in the file. After that, huffman’s algorithm is then applied on top of that already reduced data. Since my compressor only uses Huffman, it cannot reduce repeated substrings like gzip hence why gzip compresses files more efficiently.</w:t>
+        <w:t>I learnt that gzip uses two compression algorithms, LZ77 and Huffman, combined into a process called DEFLATE</w:t>
+      </w:r>
+      <w:r>
+        <w:rPr>
+          <w:lang w:val="en-US"/>
+        </w:rPr>
+        <w:t xml:space="preserve"> (Imperva, 2026)</w:t>
+      </w:r>
+      <w:r>
+        <w:rPr>
+          <w:lang w:val="en-US"/>
+        </w:rPr>
+        <w:t>. The way it works is that LZ77 finds and replaces repeated sequences of characters with reference back to earlier occurrences in the file. After that, huffman’s algorithm is then applied on top of that already reduced data. Since my compressor only uses Huffman, it cannot reduce repeated substrings like gzip hence why gzip compresses files more efficiently.</w:t>
       </w:r>
     </w:p>
     <w:p/>
@@ -2189,10 +2193,10 @@
     </w:p>
     <w:p>
       <w:r>
-        <w:t xml:space="preserve">I used Claude heavily for the implementation </w:t>
-      </w:r>
-      <w:r>
-        <w:t>and overall project</w:t>
+        <w:t>I used Claude heavily for the implementation</w:t>
+      </w:r>
+      <w:r>
+        <w:t xml:space="preserve"> and understanding concepts. </w:t>
       </w:r>
     </w:p>
     <w:p/>
@@ -2209,7 +2213,13 @@
         <w:t>I used Claude</w:t>
       </w:r>
       <w:r>
-        <w:t xml:space="preserve"> heavily</w:t>
+        <w:t xml:space="preserve"> </w:t>
+      </w:r>
+      <w:r>
+        <w:t xml:space="preserve">(Anthropic, 2026) </w:t>
+      </w:r>
+      <w:r>
+        <w:t>heavily</w:t>
       </w:r>
       <w:r>
         <w:t xml:space="preserve"> throughout the development of this project to assist with the implementation, structure,</w:t>
@@ -2227,13 +2237,19 @@
         <w:t>, debugging and drafting the report</w:t>
       </w:r>
       <w:r>
-        <w:t>. When I was unsure about how a particular part of the algorithm should work, I would ask Claude to explain the process and check whether my implementation followed the correct logic. This allowed me to identify mistakes and better understand the reasoning behind each step rather than simply relying on the code produc</w:t>
+        <w:t>. When I was unsure about how a particular part of the algorithm should work, I</w:t>
+      </w:r>
+      <w:r>
+        <w:t xml:space="preserve"> would first ask Claude questions related to the issue. If I still couldn’t get it I would give Claude a snippet of my code and ask it to explain to me why my logic was wrong which let me learn and understand why and how something works. </w:t>
+      </w:r>
+      <w:r>
+        <w:t>This allowed me to identify mistakes and better understand the reasoning behind each step rather than simply relying on the code produc</w:t>
       </w:r>
       <w:r>
         <w:t>ed Claude</w:t>
       </w:r>
       <w:r>
-        <w:t>.</w:t>
+        <w:t xml:space="preserve"> without truly understanding it.</w:t>
       </w:r>
     </w:p>
     <w:p/>
@@ -2262,7 +2278,13 @@
     </w:p>
     <w:p>
       <w:r>
-        <w:t xml:space="preserve">Initially when I was designing the binary file format, Claude told me </w:t>
+        <w:t xml:space="preserve">Initially when I was designing the binary file format, Claude </w:t>
+      </w:r>
+      <w:r>
+        <w:t xml:space="preserve">(Anthropic, 2026) </w:t>
+      </w:r>
+      <w:r>
+        <w:t xml:space="preserve">told me </w:t>
       </w:r>
       <w:r>
         <w:t>that</w:t>
@@ -2313,7 +2335,19 @@
     </w:p>
     <w:p>
       <w:r>
-        <w:t xml:space="preserve">When creating the binary file format, the count for total number of characters, Claude suggested uint8_t (0-255), however there was a max count of 256 for all characters. Which meant that it would not fit in the uint8_t that was suggested </w:t>
+        <w:t>When creating the binary file format, the count for total number of characters, Claude</w:t>
+      </w:r>
+      <w:r>
+        <w:t xml:space="preserve"> </w:t>
+      </w:r>
+      <w:r>
+        <w:t>(Anthropic, 2026)</w:t>
+      </w:r>
+      <w:r>
+        <w:t xml:space="preserve"> </w:t>
+      </w:r>
+      <w:r>
+        <w:t xml:space="preserve">suggested uint8_t (0-255), however there was a max count of 256 for all characters. Which meant that it would not fit in the uint8_t that was suggested </w:t>
       </w:r>
       <w:r>
         <w:t>as value 256 would silently overflow to 0. I decided to keep the count as uint32_t instead to avoid the risk entirely although it takes up more space than necessary.</w:t>
@@ -2334,101 +2368,112 @@
           <w:b/>
           <w:bCs/>
         </w:rPr>
+        <w:t>Overhead size for gzip &amp; Huffman</w:t>
+      </w:r>
+    </w:p>
+    <w:p>
+      <w:r>
+        <w:t>I asked Claude</w:t>
+      </w:r>
+      <w:r>
+        <w:t xml:space="preserve"> (Anthropic, 2026) </w:t>
+      </w:r>
+      <w:r>
+        <w:t>to explain why smaller files became larger after compression</w:t>
+      </w:r>
+      <w:r>
+        <w:t xml:space="preserve"> for Huffman but not so much for gzip</w:t>
+      </w:r>
+      <w:r>
+        <w:t>. Claude's first explanation said gzip has "the same kind of overhead too," implying the two were roughly comparable.</w:t>
+      </w:r>
+      <w:r>
+        <w:t xml:space="preserve"> That confused me</w:t>
+      </w:r>
+      <w:r>
+        <w:t>, since gzip's actual overhead is a small, fixed 18 bytes regardless of file content, while my format's overhead (9 bytes + 5 bytes per distinct character) scales linearly with the number of distinct characters</w:t>
+      </w:r>
+      <w:r>
+        <w:t xml:space="preserve"> when </w:t>
+      </w:r>
+      <w:r>
+        <w:rPr>
+          <w:iCs/>
+        </w:rPr>
+        <w:t>I did some research into it</w:t>
+      </w:r>
+      <w:r>
+        <w:t>. This meant that</w:t>
+      </w:r>
+      <w:r>
+        <w:t xml:space="preserve"> </w:t>
+      </w:r>
+      <w:r>
+        <w:t xml:space="preserve">although Huffman’s overhead </w:t>
+      </w:r>
+      <w:r>
+        <w:t>start</w:t>
+      </w:r>
+      <w:r>
+        <w:t xml:space="preserve">ed off </w:t>
+      </w:r>
+      <w:r>
+        <w:t>smaller</w:t>
+      </w:r>
+      <w:r>
+        <w:t xml:space="preserve">, it </w:t>
+      </w:r>
+      <w:r>
+        <w:t xml:space="preserve">quickly </w:t>
+      </w:r>
+      <w:r>
+        <w:t>exceed</w:t>
+      </w:r>
+      <w:r>
+        <w:t>ed</w:t>
+      </w:r>
+      <w:r>
+        <w:t xml:space="preserve"> gzip's fixed cost as soon as a file has more than a couple of distinct characters.</w:t>
+      </w:r>
+    </w:p>
+    <w:p/>
+    <w:p>
+      <w:pPr>
+        <w:pStyle w:val="Heading3"/>
+        <w:rPr>
+          <w:lang w:val="en-US"/>
+        </w:rPr>
+      </w:pPr>
+      <w:r>
+        <w:t>What you understood vs what you took on trust</w:t>
+      </w:r>
+    </w:p>
+    <w:p>
+      <w:r>
+        <w:t>I understood how the Huffman algorithm works with the help of Claude and why the frequency table alone is enough to rebuild an identical tree, this is because with the tree the program just follows the bitstring '0' for left '1' for right and no code is a prefix of another code so whenever it reaches a leaf node</w:t>
+      </w:r>
+      <w:r>
+        <w:t xml:space="preserve"> with no children</w:t>
+      </w:r>
+      <w:r>
+        <w:t xml:space="preserve"> it knows that it has found the character for that code. I also understood that the binary data for read/write must be the exact same, the reason for this is because binary files cannot distinguish between what data is for what. When it came to the casting at first, I didn't understand how reinterpret_cast and static_cast worked. However, after this project, I understood that static_cast is used to convert types while reinterpret_cast is used to relabel the pointer type of a variable so that it can be cast in different method/functions</w:t>
+      </w:r>
+    </w:p>
+    <w:p/>
+    <w:p>
+      <w:r>
+        <w:t>However, what I took more on trust initially was why specific type widths were chosen (e.g. uint32_t vs uint8_t for different fields). I've since worked through the reasoning but didn't have that intuition upfront. I'm still less confident I could design a binary file format like this entirely from scratch on a new project myself.</w:t>
+      </w:r>
+    </w:p>
+    <w:p/>
+    <w:p>
+      <w:r>
+        <w:br w:type="page"/>
+      </w:r>
+    </w:p>
+    <w:p>
+      <w:r>
         <w:lastRenderedPageBreak/>
-        <w:t>Overhead size for gzip &amp; Huffman</w:t>
-      </w:r>
-    </w:p>
-    <w:p>
-      <w:r>
-        <w:t>I asked Claude to explain why smaller files became larger after compression</w:t>
-      </w:r>
-      <w:r>
-        <w:t xml:space="preserve"> for Huffman but not so much for gzip</w:t>
-      </w:r>
-      <w:r>
-        <w:t>. Claude's first explanation said gzip has "the same kind of overhead too," implying the two were roughly comparable.</w:t>
-      </w:r>
-      <w:r>
-        <w:t xml:space="preserve"> That confused me</w:t>
-      </w:r>
-      <w:r>
-        <w:t>, since gzip's actual overhead is a small, fixed 18 bytes regardless of file content, while my format's overhead (9 bytes + 5 bytes per distinct character) scales linearly with the number of distinct characters</w:t>
-      </w:r>
-      <w:r>
-        <w:t xml:space="preserve"> when </w:t>
-      </w:r>
-      <w:r>
-        <w:rPr>
-          <w:iCs/>
-        </w:rPr>
-        <w:t>I did some research into it</w:t>
-      </w:r>
-      <w:r>
-        <w:t>. This meant that</w:t>
-      </w:r>
-      <w:r>
-        <w:t xml:space="preserve"> </w:t>
-      </w:r>
-      <w:r>
-        <w:t xml:space="preserve">although Huffman’s overhead </w:t>
-      </w:r>
-      <w:r>
-        <w:t>start</w:t>
-      </w:r>
-      <w:r>
-        <w:t xml:space="preserve">ed off </w:t>
-      </w:r>
-      <w:r>
-        <w:t>smaller</w:t>
-      </w:r>
-      <w:r>
-        <w:t xml:space="preserve">, it </w:t>
-      </w:r>
-      <w:r>
-        <w:t xml:space="preserve">quickly </w:t>
-      </w:r>
-      <w:r>
-        <w:t>exceed</w:t>
-      </w:r>
-      <w:r>
-        <w:t>ed</w:t>
-      </w:r>
-      <w:r>
-        <w:t xml:space="preserve"> gzip's fixed cost as soon as a file has more than a couple of distinct characters.</w:t>
-      </w:r>
-    </w:p>
-    <w:p/>
-    <w:p>
-      <w:pPr>
-        <w:pStyle w:val="Heading3"/>
-        <w:rPr>
-          <w:lang w:val="en-US"/>
-        </w:rPr>
-      </w:pPr>
-      <w:r>
-        <w:t>What you understood vs what you took on trust</w:t>
-      </w:r>
-    </w:p>
-    <w:p>
-      <w:r>
-        <w:t>I understood how the Huffman algorithm works with the help of Claude and why the frequency table alone is enough to rebuild an identical tree, this is because with the tree the program just follows the bitstring '0' for left '1' for right and no code is a prefix of another code so whenever it reaches a leaf node</w:t>
-      </w:r>
-      <w:r>
-        <w:t xml:space="preserve"> with no children</w:t>
-      </w:r>
-      <w:r>
-        <w:t xml:space="preserve"> it knows that it has found the character for that code. I also understood that the binary data for read/write must be the exact same, the reason for this is because binary files cannot distinguish between what data is for what. When it came to the casting at first, I didn't understand how reinterpret_cast and static_cast worked. However, after this project, I understood that static_cast is used to convert types while reinterpret_cast is used to relabel the pointer type of a variable so that it can be cast in different method/functions</w:t>
-      </w:r>
-    </w:p>
-    <w:p/>
-    <w:p>
-      <w:r>
-        <w:t>However, what I took more on trust initially was why specific type widths were chosen (e.g. uint32_t vs uint8_t for different fields). I've since worked through the reasoning but didn't have that intuition upfront. I'm still less confident I could design a binary file format like this entirely from scratch on a new project myself.</w:t>
-      </w:r>
-    </w:p>
-    <w:p/>
-    <w:p>
-      <w:r>
         <w:t xml:space="preserve">Also, </w:t>
       </w:r>
       <w:r>
@@ -2583,13 +2628,7 @@
       </w:r>
     </w:p>
     <w:p>
-      <w:pPr>
-        <w:rPr>
-          <w:lang w:val="en-US"/>
-        </w:rPr>
-      </w:pPr>
-      <w:r>
-        <w:lastRenderedPageBreak/>
+      <w:r>
         <w:t>I understand some parts of it however not confidently. T</w:t>
       </w:r>
       <w:r>
@@ -2600,6 +2639,43 @@
       </w:r>
       <w:r>
         <w:t>designed myself.</w:t>
+      </w:r>
+      <w:r>
+        <w:t>\</w:t>
+      </w:r>
+    </w:p>
+    <w:p/>
+    <w:p>
+      <w:pPr>
+        <w:pStyle w:val="Heading2"/>
+      </w:pPr>
+      <w:r>
+        <w:t>References</w:t>
+      </w:r>
+    </w:p>
+    <w:p>
+      <w:pPr>
+        <w:ind w:left="720" w:hanging="720"/>
+      </w:pPr>
+      <w:r>
+        <w:t>Anthropic. (2026, September 30). Huffman coding compressor project [Generative AI chat]. Claude.</w:t>
+      </w:r>
+    </w:p>
+    <w:p>
+      <w:pPr>
+        <w:ind w:left="720" w:hanging="720"/>
+        <w:rPr>
+          <w:lang w:val="en-US"/>
+        </w:rPr>
+      </w:pPr>
+      <w:r>
+        <w:t>Imperva. (</w:t>
+      </w:r>
+      <w:r>
+        <w:t>2026</w:t>
+      </w:r>
+      <w:r>
+        <w:t>). What is gzip compression. Imperva. https://www.imperva.com/learn/performance/gzip/</w:t>
       </w:r>
     </w:p>
     <w:sectPr>
@@ -3953,7 +4029,6 @@
   <w:style w:type="character" w:default="1" w:styleId="DefaultParagraphFont">
     <w:name w:val="Default Paragraph Font"/>
     <w:uiPriority w:val="1"/>
-    <w:semiHidden/>
     <w:unhideWhenUsed/>
   </w:style>
   <w:style w:type="table" w:default="1" w:styleId="TableNormal">
